--- a/docs/Kuja_Pricing_One-Pager_2026-08-09.docx
+++ b/docs/Kuja_Pricing_One-Pager_2026-08-09.docx
@@ -66,7 +66,7 @@
                 <w:color w:val="1A1410"/>
                 <w:sz w:val="16"/>
               </w:rPr>
-              <w:t>Keep NGOs free. Price each product on the value it manages. Sell to whoever holds the budget. Bundle the four so each sale seeds the next. Trust is the product.</w:t>
+              <w:t>Keep NGOs free. Charge a FLAT annual fee per tier — the value a customer manages (grant volume, orgs relied on, org size) only selects the tier; it is never a live percentage. Sell to whoever holds the budget. Bundle the four so each sale seeds the next. No % of disbursements. Trust is the product.</w:t>
             </w:r>
           </w:p>
         </w:tc>
@@ -636,7 +636,7 @@
           <w:color w:val="1F3864"/>
           <w:sz w:val="19"/>
         </w:rPr>
-        <w:t>Kuja Fund — by grant volume (guardrail 0.10–0.50% of grants)</w:t>
+        <w:t>Kuja Fund — flat annual fee, by grant-volume band (not a % of grants)</w:t>
       </w:r>
     </w:p>
     <w:tbl>

--- a/docs/Kuja_Pricing_One-Pager_2026-08-09.docx
+++ b/docs/Kuja_Pricing_One-Pager_2026-08-09.docx
@@ -1878,7 +1878,7 @@
           <w:color w:val="1F3864"/>
           <w:sz w:val="19"/>
         </w:rPr>
-        <w:t>The Suite — Fund + Trust bundled, 7–15% off</w:t>
+        <w:t>The bundles — flat prices, discount applied once (never a running %)</w:t>
       </w:r>
     </w:p>
     <w:tbl>
@@ -1895,7 +1895,7 @@
       <w:tr>
         <w:tc>
           <w:tcPr>
-            <w:tcW w:type="dxa" w:w="1440"/>
+            <w:tcW w:type="dxa" w:w="1872"/>
             <w:shd w:val="clear" w:fill="1F3864"/>
           </w:tcPr>
           <w:p>
@@ -1910,13 +1910,13 @@
                 <w:color w:val="FFFFFF"/>
                 <w:sz w:val="15"/>
               </w:rPr>
-              <w:t>Suite</w:t>
+              <w:t>Bundle</w:t>
             </w:r>
           </w:p>
         </w:tc>
         <w:tc>
           <w:tcPr>
-            <w:tcW w:type="dxa" w:w="3024"/>
+            <w:tcW w:type="dxa" w:w="3456"/>
             <w:shd w:val="clear" w:fill="1F3864"/>
           </w:tcPr>
           <w:p>
@@ -1931,13 +1931,13 @@
                 <w:color w:val="FFFFFF"/>
                 <w:sz w:val="15"/>
               </w:rPr>
-              <w:t>Fund + Trust</w:t>
+              <w:t>Combines</w:t>
             </w:r>
           </w:p>
         </w:tc>
         <w:tc>
           <w:tcPr>
-            <w:tcW w:type="dxa" w:w="3312"/>
+            <w:tcW w:type="dxa" w:w="2880"/>
             <w:shd w:val="clear" w:fill="1F3864"/>
           </w:tcPr>
           <w:p>
@@ -1952,7 +1952,7 @@
                 <w:color w:val="FFFFFF"/>
                 <w:sz w:val="15"/>
               </w:rPr>
-              <w:t>Suite price (vs standalone)</w:t>
+              <w:t>Price (vs standalone)</w:t>
             </w:r>
           </w:p>
         </w:tc>
@@ -1960,7 +1960,7 @@
       <w:tr>
         <w:tc>
           <w:tcPr>
-            <w:tcW w:type="dxa" w:w="1440"/>
+            <w:tcW w:type="dxa" w:w="1872"/>
           </w:tcPr>
           <w:p>
             <w:pPr>
@@ -1974,13 +1974,13 @@
                 <w:color w:val="1A1410"/>
                 <w:sz w:val="15"/>
               </w:rPr>
-              <w:t>Community</w:t>
+              <w:t>Community Suite</w:t>
             </w:r>
           </w:p>
         </w:tc>
         <w:tc>
           <w:tcPr>
-            <w:tcW w:type="dxa" w:w="3024"/>
+            <w:tcW w:type="dxa" w:w="3456"/>
           </w:tcPr>
           <w:p>
             <w:pPr>
@@ -1994,13 +1994,13 @@
                 <w:color w:val="1A1410"/>
                 <w:sz w:val="15"/>
               </w:rPr>
-              <w:t>Community + Essentials</w:t>
+              <w:t>Fund Community + Trust Essentials</w:t>
             </w:r>
           </w:p>
         </w:tc>
         <w:tc>
           <w:tcPr>
-            <w:tcW w:type="dxa" w:w="3312"/>
+            <w:tcW w:type="dxa" w:w="2880"/>
           </w:tcPr>
           <w:p>
             <w:pPr>
@@ -2022,7 +2022,7 @@
       <w:tr>
         <w:tc>
           <w:tcPr>
-            <w:tcW w:type="dxa" w:w="1440"/>
+            <w:tcW w:type="dxa" w:w="1872"/>
             <w:shd w:val="clear" w:fill="EEF2F8"/>
           </w:tcPr>
           <w:p>
@@ -2037,13 +2037,13 @@
                 <w:color w:val="1A1410"/>
                 <w:sz w:val="15"/>
               </w:rPr>
-              <w:t>Core</w:t>
+              <w:t>Core Suite</w:t>
             </w:r>
           </w:p>
         </w:tc>
         <w:tc>
           <w:tcPr>
-            <w:tcW w:type="dxa" w:w="3024"/>
+            <w:tcW w:type="dxa" w:w="3456"/>
             <w:shd w:val="clear" w:fill="EEF2F8"/>
           </w:tcPr>
           <w:p>
@@ -2058,13 +2058,13 @@
                 <w:color w:val="1A1410"/>
                 <w:sz w:val="15"/>
               </w:rPr>
-              <w:t>Core + Growth</w:t>
+              <w:t>Fund Core + Trust Growth</w:t>
             </w:r>
           </w:p>
         </w:tc>
         <w:tc>
           <w:tcPr>
-            <w:tcW w:type="dxa" w:w="3312"/>
+            <w:tcW w:type="dxa" w:w="2880"/>
             <w:shd w:val="clear" w:fill="EEF2F8"/>
           </w:tcPr>
           <w:p>
@@ -2087,7 +2087,7 @@
       <w:tr>
         <w:tc>
           <w:tcPr>
-            <w:tcW w:type="dxa" w:w="1440"/>
+            <w:tcW w:type="dxa" w:w="1872"/>
           </w:tcPr>
           <w:p>
             <w:pPr>
@@ -2101,13 +2101,13 @@
                 <w:color w:val="1A1410"/>
                 <w:sz w:val="15"/>
               </w:rPr>
-              <w:t>Growth</w:t>
+              <w:t>Growth Suite</w:t>
             </w:r>
           </w:p>
         </w:tc>
         <w:tc>
           <w:tcPr>
-            <w:tcW w:type="dxa" w:w="3024"/>
+            <w:tcW w:type="dxa" w:w="3456"/>
           </w:tcPr>
           <w:p>
             <w:pPr>
@@ -2121,13 +2121,13 @@
                 <w:color w:val="1A1410"/>
                 <w:sz w:val="15"/>
               </w:rPr>
-              <w:t>Growth + Portfolio</w:t>
+              <w:t>Fund Growth + Trust Portfolio</w:t>
             </w:r>
           </w:p>
         </w:tc>
         <w:tc>
           <w:tcPr>
-            <w:tcW w:type="dxa" w:w="3312"/>
+            <w:tcW w:type="dxa" w:w="2880"/>
           </w:tcPr>
           <w:p>
             <w:pPr>
@@ -2149,7 +2149,7 @@
       <w:tr>
         <w:tc>
           <w:tcPr>
-            <w:tcW w:type="dxa" w:w="1440"/>
+            <w:tcW w:type="dxa" w:w="1872"/>
             <w:shd w:val="clear" w:fill="EEF2F8"/>
           </w:tcPr>
           <w:p>
@@ -2164,13 +2164,13 @@
                 <w:color w:val="1A1410"/>
                 <w:sz w:val="15"/>
               </w:rPr>
-              <w:t>Network</w:t>
+              <w:t>Network Suite</w:t>
             </w:r>
           </w:p>
         </w:tc>
         <w:tc>
           <w:tcPr>
-            <w:tcW w:type="dxa" w:w="3024"/>
+            <w:tcW w:type="dxa" w:w="3456"/>
             <w:shd w:val="clear" w:fill="EEF2F8"/>
           </w:tcPr>
           <w:p>
@@ -2185,13 +2185,13 @@
                 <w:color w:val="1A1410"/>
                 <w:sz w:val="15"/>
               </w:rPr>
-              <w:t>Network + Network</w:t>
+              <w:t>Fund Network + Trust Network</w:t>
             </w:r>
           </w:p>
         </w:tc>
         <w:tc>
           <w:tcPr>
-            <w:tcW w:type="dxa" w:w="3312"/>
+            <w:tcW w:type="dxa" w:w="2880"/>
             <w:shd w:val="clear" w:fill="EEF2F8"/>
           </w:tcPr>
           <w:p>
@@ -2211,7 +2211,149 @@
           </w:p>
         </w:tc>
       </w:tr>
+      <w:tr>
+        <w:tc>
+          <w:tcPr>
+            <w:tcW w:type="dxa" w:w="1872"/>
+          </w:tcPr>
+          <w:p>
+            <w:pPr>
+              <w:spacing w:after="0" w:before="0" w:line="240" w:lineRule="auto"/>
+            </w:pPr>
+            <w:r/>
+            <w:r>
+              <w:rPr>
+                <w:rFonts w:ascii="Georgia" w:hAnsi="Georgia"/>
+                <w:b w:val="0"/>
+                <w:color w:val="1A1410"/>
+                <w:sz w:val="15"/>
+              </w:rPr>
+              <w:t>Operate &amp; Prove</w:t>
+            </w:r>
+          </w:p>
+        </w:tc>
+        <w:tc>
+          <w:tcPr>
+            <w:tcW w:type="dxa" w:w="3456"/>
+          </w:tcPr>
+          <w:p>
+            <w:pPr>
+              <w:spacing w:after="0" w:before="0" w:line="240" w:lineRule="auto"/>
+            </w:pPr>
+            <w:r/>
+            <w:r>
+              <w:rPr>
+                <w:rFonts w:ascii="Georgia" w:hAnsi="Georgia"/>
+                <w:b w:val="0"/>
+                <w:color w:val="1A1410"/>
+                <w:sz w:val="15"/>
+              </w:rPr>
+              <w:t>Build (any tier) + live Trust Rating</w:t>
+            </w:r>
+          </w:p>
+        </w:tc>
+        <w:tc>
+          <w:tcPr>
+            <w:tcW w:type="dxa" w:w="2880"/>
+          </w:tcPr>
+          <w:p>
+            <w:pPr>
+              <w:spacing w:after="0" w:before="0" w:line="240" w:lineRule="auto"/>
+            </w:pPr>
+            <w:r/>
+            <w:r>
+              <w:rPr>
+                <w:rFonts w:ascii="Georgia" w:hAnsi="Georgia"/>
+                <w:b w:val="0"/>
+                <w:color w:val="1A1410"/>
+                <w:sz w:val="15"/>
+              </w:rPr>
+              <w:t>Build price; Trust Rating $0 extra</w:t>
+            </w:r>
+          </w:p>
+        </w:tc>
+      </w:tr>
+      <w:tr>
+        <w:tc>
+          <w:tcPr>
+            <w:tcW w:type="dxa" w:w="1872"/>
+            <w:shd w:val="clear" w:fill="EEF2F8"/>
+          </w:tcPr>
+          <w:p>
+            <w:pPr>
+              <w:spacing w:after="0" w:before="0" w:line="240" w:lineRule="auto"/>
+            </w:pPr>
+            <w:r/>
+            <w:r>
+              <w:rPr>
+                <w:rFonts w:ascii="Georgia" w:hAnsi="Georgia"/>
+                <w:b w:val="0"/>
+                <w:color w:val="1A1410"/>
+                <w:sz w:val="15"/>
+              </w:rPr>
+              <w:t>Full Platform</w:t>
+            </w:r>
+          </w:p>
+        </w:tc>
+        <w:tc>
+          <w:tcPr>
+            <w:tcW w:type="dxa" w:w="3456"/>
+            <w:shd w:val="clear" w:fill="EEF2F8"/>
+          </w:tcPr>
+          <w:p>
+            <w:pPr>
+              <w:spacing w:after="0" w:before="0" w:line="240" w:lineRule="auto"/>
+            </w:pPr>
+            <w:r/>
+            <w:r>
+              <w:rPr>
+                <w:rFonts w:ascii="Georgia" w:hAnsi="Georgia"/>
+                <w:b w:val="0"/>
+                <w:color w:val="1A1410"/>
+                <w:sz w:val="15"/>
+              </w:rPr>
+              <w:t>Fund + Trust + Build (own org)</w:t>
+            </w:r>
+          </w:p>
+        </w:tc>
+        <w:tc>
+          <w:tcPr>
+            <w:tcW w:type="dxa" w:w="2880"/>
+            <w:shd w:val="clear" w:fill="EEF2F8"/>
+          </w:tcPr>
+          <w:p>
+            <w:pPr>
+              <w:spacing w:after="0" w:before="0" w:line="240" w:lineRule="auto"/>
+            </w:pPr>
+            <w:r/>
+            <w:r>
+              <w:rPr>
+                <w:rFonts w:ascii="Georgia" w:hAnsi="Georgia"/>
+                <w:b w:val="0"/>
+                <w:color w:val="1A1410"/>
+                <w:sz w:val="15"/>
+              </w:rPr>
+              <w:t>15–20% off the three tiers</w:t>
+            </w:r>
+          </w:p>
+        </w:tc>
+      </w:tr>
     </w:tbl>
+    <w:p>
+      <w:pPr>
+        <w:spacing w:after="40" w:line="240" w:lineRule="auto"/>
+      </w:pPr>
+      <w:r>
+        <w:rPr>
+          <w:rFonts w:ascii="Georgia" w:hAnsi="Georgia"/>
+          <w:b w:val="0"/>
+          <w:i w:val="0"/>
+          <w:color w:val="57534E"/>
+          <w:sz w:val="14"/>
+        </w:rPr>
+        <w:t>Build feeds Trust and Fund, so any org on Build carries a self-updating passport — the Trust Rating rides along free. Donor-sponsored variants (Motion G) sit above the direct price.</w:t>
+      </w:r>
+    </w:p>
     <w:p>
       <w:pPr>
         <w:spacing w:before="80" w:after="20" w:line="240" w:lineRule="auto"/>

--- a/docs/Kuja_Pricing_One-Pager_2026-08-09.docx
+++ b/docs/Kuja_Pricing_One-Pager_2026-08-09.docx
@@ -1099,6 +1099,21 @@
     </w:tbl>
     <w:p>
       <w:pPr>
+        <w:spacing w:after="40" w:line="240" w:lineRule="auto"/>
+      </w:pPr>
+      <w:r>
+        <w:rPr>
+          <w:rFonts w:ascii="Georgia" w:hAnsi="Georgia"/>
+          <w:b w:val="0"/>
+          <w:i w:val="0"/>
+          <w:color w:val="57534E"/>
+          <w:sz w:val="14"/>
+        </w:rPr>
+        <w:t>Priced to win in-market: at or below Foundant GLM ($6.5k/$9.9k/$13.9k) and near Plinth (£2.5k/£7.5k/£15k), undercutting on the low-to-mid bands where local funds sit — and never a % of grants.</w:t>
+      </w:r>
+    </w:p>
+    <w:p>
+      <w:pPr>
         <w:spacing w:before="80" w:after="20" w:line="240" w:lineRule="auto"/>
       </w:pPr>
       <w:r>
@@ -1869,6 +1884,21 @@
     </w:tbl>
     <w:p>
       <w:pPr>
+        <w:spacing w:after="40" w:line="240" w:lineRule="auto"/>
+      </w:pPr>
+      <w:r>
+        <w:rPr>
+          <w:rFonts w:ascii="Georgia" w:hAnsi="Georgia"/>
+          <w:b w:val="0"/>
+          <w:i w:val="0"/>
+          <w:color w:val="57534E"/>
+          <w:sz w:val="14"/>
+        </w:rPr>
+        <w:t>Priced to win in-market: less than Sage Intacct alone ($15k–$50k/yr + $30k–$75k setup; NetSuite 1.5–2.5×) — for finance, HR, procurement, M&amp;E and governance combined, and under ~2% of budget.</w:t>
+      </w:r>
+    </w:p>
+    <w:p>
+      <w:pPr>
         <w:spacing w:before="80" w:after="20" w:line="240" w:lineRule="auto"/>
       </w:pPr>
       <w:r>
@@ -2351,7 +2381,7 @@
           <w:color w:val="57534E"/>
           <w:sz w:val="14"/>
         </w:rPr>
-        <w:t>Build feeds Trust and Fund, so any org on Build carries a self-updating passport — the Trust Rating rides along free. Donor-sponsored variants (Motion G) sit above the direct price.</w:t>
+        <w:t>Build feeds Trust and Fund, so any org on Build carries a live Trust Rating free; donor-sponsored (Motion G) sits above direct.</w:t>
       </w:r>
     </w:p>
     <w:p>
@@ -2365,7 +2395,7 @@
           <w:color w:val="1F3864"/>
           <w:sz w:val="19"/>
         </w:rPr>
-        <w:t>The rules (non-negotiable)</w:t>
+        <w:t>Pricing principles (non-negotiable)</w:t>
       </w:r>
     </w:p>
     <w:p>
@@ -2379,7 +2409,21 @@
           <w:color w:val="1A1410"/>
           <w:sz w:val="16"/>
         </w:rPr>
-        <w:t>NGOs never pay to apply, report, or hold a core passport — the funder pays. No % of disbursements.</w:t>
+        <w:t>NGOs are never charged — applicants and grantees apply, report and hold a core Trust Passport for free, always; the funder or sponsor who holds the budget pays. Never a % of disbursements.</w:t>
+      </w:r>
+    </w:p>
+    <w:p>
+      <w:pPr>
+        <w:pStyle w:val="ListBullet"/>
+        <w:spacing w:after="20" w:line="240" w:lineRule="auto"/>
+      </w:pPr>
+      <w:r>
+        <w:rPr>
+          <w:rFonts w:ascii="Georgia" w:hAnsi="Georgia"/>
+          <w:color w:val="1A1410"/>
+          <w:sz w:val="16"/>
+        </w:rPr>
+        <w:t>Price on value, not seats: grant volume, orgs relied on, or org size selects the flat tier — users are unlimited.</w:t>
       </w:r>
     </w:p>
     <w:p>
@@ -2435,7 +2479,7 @@
           <w:color w:val="1A1410"/>
           <w:sz w:val="16"/>
         </w:rPr>
-        <w:t>No free live-production pilots — paid pilots only, fully credited to Year 1 on timely conversion.</w:t>
+        <w:t>Paid pilots only — no free live-production deployments; fully credited to Year 1 on timely conversion.</w:t>
       </w:r>
     </w:p>
     <w:p>
@@ -2520,7 +2564,7 @@
           <w:color w:val="57534E"/>
           <w:sz w:val="14"/>
         </w:rPr>
-        <w:t>Anchored to Plinth (£2.5k/£7.5k/£15k), Foundant GLM ($6.5k/$9.9k/$13.9k), NGOsource (donor-paid reuse), OpenSanctions (~€0.10/query). Figures are recommendations to test, not proof of willingness to pay.</w:t>
+        <w:t>All figures are recommendations to validate in paid pilots — not a public rate card, and not proof of willingness to pay. Competitor prices observed from public sources on 9 August 2026.</w:t>
       </w:r>
     </w:p>
     <w:sectPr>
